--- a/Portfolio.docx
+++ b/Portfolio.docx
@@ -1249,7 +1249,7 @@
         <w:t xml:space="preserve">. </w:t>
       </w:r>
     </w:p>
-    <w:p xmlns:wp14="http://schemas.microsoft.com/office/word/2010/wordml" wp14:paraId="10F9F8B9" wp14:textId="14783B47">
+    <w:p xmlns:wp14="http://schemas.microsoft.com/office/word/2010/wordml" wp14:paraId="10F9F8B9" wp14:textId="6660726E">
       <w:pPr>
         <w:pStyle w:val="ListParagraph"/>
         <w:numPr>
@@ -1275,19 +1275,16 @@
         </w:rPr>
         <w:t xml:space="preserve">Mercian Hockey: </w:t>
       </w:r>
-      <w:hyperlink r:id="Rd7611a9a466a48d7">
-        <w:r>
-          <w:rPr>
-            <w:rStyle w:val="Hyperlink"/>
-            <w:rFonts w:ascii="Aptos" w:hAnsi="Aptos" w:eastAsia="Aptos" w:cs="Aptos"/>
-            <w:noProof w:val="0"/>
-            <w:sz w:val="24"/>
-            <w:szCs w:val="24"/>
-            <w:lang w:val="en-US"/>
-          </w:rPr>
-          <w:t>https://shop.mercianhockey.co.za/</w:t>
-        </w:r>
-      </w:hyperlink>
+      <w:r>
+        <w:rPr>
+          <w:rFonts w:ascii="Aptos" w:hAnsi="Aptos" w:eastAsia="Aptos" w:cs="Aptos"/>
+          <w:noProof w:val="0"/>
+          <w:sz w:val="24"/>
+          <w:szCs w:val="24"/>
+          <w:lang w:val="en-US"/>
+        </w:rPr>
+        <w:t>https://mercianhockey.co.za/</w:t>
+      </w:r>
     </w:p>
     <w:p xmlns:wp14="http://schemas.microsoft.com/office/word/2010/wordml" wp14:paraId="11324B81" wp14:textId="2FC8D86D">
       <w:pPr>
@@ -1941,7 +1938,7 @@
         </w:rPr>
         <w:t xml:space="preserve"> </w:t>
       </w:r>
-      <w:hyperlink r:id="R648ccba14ade4767">
+      <w:hyperlink r:id="Re10c938ccee74ce0">
         <w:r>
           <w:rPr>
             <w:rStyle w:val="Hyperlink"/>
@@ -1954,6 +1951,430 @@
           <w:t>http://check-my-ride.webflow.io/</w:t>
         </w:r>
       </w:hyperlink>
+    </w:p>
+    <w:p>
+      <w:pPr>
+        <w:pStyle w:val="ListParagraph"/>
+        <w:numPr>
+          <w:ilvl w:val="0"/>
+          <w:numId w:val="3"/>
+        </w:numPr>
+        <w:spacing w:before="240" w:beforeAutospacing="off" w:after="240" w:afterAutospacing="off"/>
+        <w:rPr>
+          <w:rFonts w:ascii="Arial" w:hAnsi="Arial" w:eastAsia="Arial" w:cs="Arial"/>
+          <w:b w:val="0"/>
+          <w:bCs w:val="0"/>
+          <w:i w:val="0"/>
+          <w:iCs w:val="0"/>
+          <w:caps w:val="0"/>
+          <w:smallCaps w:val="0"/>
+          <w:strike w:val="0"/>
+          <w:dstrike w:val="0"/>
+          <w:noProof w:val="0"/>
+          <w:color w:val="108A00"/>
+          <w:sz w:val="21"/>
+          <w:szCs w:val="21"/>
+          <w:u w:val="none"/>
+          <w:lang w:val="en-US"/>
+        </w:rPr>
+      </w:pPr>
+      <w:r>
+        <w:rPr>
+          <w:rFonts w:ascii="Arial" w:hAnsi="Arial" w:eastAsia="Arial" w:cs="Arial"/>
+          <w:b w:val="0"/>
+          <w:bCs w:val="0"/>
+          <w:i w:val="0"/>
+          <w:iCs w:val="0"/>
+          <w:caps w:val="0"/>
+          <w:smallCaps w:val="0"/>
+          <w:noProof w:val="0"/>
+          <w:color w:val="181818"/>
+          <w:sz w:val="30"/>
+          <w:szCs w:val="30"/>
+          <w:lang w:val="en-US"/>
+        </w:rPr>
+        <w:t xml:space="preserve">Real-Time Map MVP: </w:t>
+      </w:r>
+      <w:hyperlink r:id="Rb3923ad2477c4085">
+        <w:r>
+          <w:rPr>
+            <w:rStyle w:val="Hyperlink"/>
+            <w:rFonts w:ascii="Arial" w:hAnsi="Arial" w:eastAsia="Arial" w:cs="Arial"/>
+            <w:b w:val="0"/>
+            <w:bCs w:val="0"/>
+            <w:i w:val="0"/>
+            <w:iCs w:val="0"/>
+            <w:caps w:val="0"/>
+            <w:smallCaps w:val="0"/>
+            <w:strike w:val="0"/>
+            <w:dstrike w:val="0"/>
+            <w:noProof w:val="0"/>
+            <w:color w:val="108A00"/>
+            <w:sz w:val="21"/>
+            <w:szCs w:val="21"/>
+            <w:u w:val="none"/>
+            <w:lang w:val="en-US"/>
+          </w:rPr>
+          <w:t>https://alexanders-amazing-site-09beaa.webflow.io/driver</w:t>
+        </w:r>
+      </w:hyperlink>
+    </w:p>
+    <w:p>
+      <w:pPr>
+        <w:pStyle w:val="ListParagraph"/>
+        <w:numPr>
+          <w:ilvl w:val="1"/>
+          <w:numId w:val="3"/>
+        </w:numPr>
+        <w:spacing w:before="240" w:beforeAutospacing="off" w:after="240" w:afterAutospacing="off"/>
+        <w:rPr>
+          <w:rFonts w:ascii="Arial" w:hAnsi="Arial" w:eastAsia="Arial" w:cs="Arial"/>
+          <w:b w:val="0"/>
+          <w:bCs w:val="0"/>
+          <w:i w:val="0"/>
+          <w:iCs w:val="0"/>
+          <w:caps w:val="0"/>
+          <w:smallCaps w:val="0"/>
+          <w:strike w:val="0"/>
+          <w:dstrike w:val="0"/>
+          <w:noProof w:val="0"/>
+          <w:color w:val="108A00"/>
+          <w:sz w:val="21"/>
+          <w:szCs w:val="21"/>
+          <w:u w:val="none"/>
+          <w:lang w:val="en-US"/>
+        </w:rPr>
+      </w:pPr>
+      <w:r>
+        <w:rPr>
+          <w:rFonts w:ascii="Arial" w:hAnsi="Arial" w:eastAsia="Arial" w:cs="Arial"/>
+          <w:b w:val="0"/>
+          <w:bCs w:val="0"/>
+          <w:i w:val="0"/>
+          <w:iCs w:val="0"/>
+          <w:caps w:val="0"/>
+          <w:smallCaps w:val="0"/>
+          <w:noProof w:val="0"/>
+          <w:color w:val="181818"/>
+          <w:sz w:val="30"/>
+          <w:szCs w:val="30"/>
+          <w:lang w:val="en-US"/>
+        </w:rPr>
+        <w:t>Webflow</w:t>
+      </w:r>
+      <w:r>
+        <w:rPr>
+          <w:rFonts w:ascii="Arial" w:hAnsi="Arial" w:eastAsia="Arial" w:cs="Arial"/>
+          <w:b w:val="0"/>
+          <w:bCs w:val="0"/>
+          <w:i w:val="0"/>
+          <w:iCs w:val="0"/>
+          <w:caps w:val="0"/>
+          <w:smallCaps w:val="0"/>
+          <w:noProof w:val="0"/>
+          <w:color w:val="181818"/>
+          <w:sz w:val="30"/>
+          <w:szCs w:val="30"/>
+          <w:lang w:val="en-US"/>
+        </w:rPr>
+        <w:t xml:space="preserve"> + Firebase Developer Needed – Real-Time Map MVP (Session-Based Live Location)</w:t>
+      </w:r>
+    </w:p>
+    <w:p>
+      <w:pPr>
+        <w:pStyle w:val="ListParagraph"/>
+        <w:numPr>
+          <w:ilvl w:val="1"/>
+          <w:numId w:val="3"/>
+        </w:numPr>
+        <w:spacing w:before="240" w:beforeAutospacing="off" w:after="240" w:afterAutospacing="off"/>
+        <w:rPr>
+          <w:rFonts w:ascii="Arial" w:hAnsi="Arial" w:eastAsia="Arial" w:cs="Arial"/>
+          <w:b w:val="0"/>
+          <w:bCs w:val="0"/>
+          <w:i w:val="0"/>
+          <w:iCs w:val="0"/>
+          <w:caps w:val="0"/>
+          <w:smallCaps w:val="0"/>
+          <w:strike w:val="0"/>
+          <w:dstrike w:val="0"/>
+          <w:noProof w:val="0"/>
+          <w:color w:val="108A00"/>
+          <w:sz w:val="21"/>
+          <w:szCs w:val="21"/>
+          <w:u w:val="none"/>
+          <w:lang w:val="en-US"/>
+        </w:rPr>
+      </w:pPr>
+      <w:r>
+        <w:rPr>
+          <w:rFonts w:ascii="Arial" w:hAnsi="Arial" w:eastAsia="Arial" w:cs="Arial"/>
+          <w:b w:val="0"/>
+          <w:bCs w:val="0"/>
+          <w:i w:val="0"/>
+          <w:iCs w:val="0"/>
+          <w:caps w:val="0"/>
+          <w:smallCaps w:val="0"/>
+          <w:strike w:val="0"/>
+          <w:dstrike w:val="0"/>
+          <w:noProof w:val="0"/>
+          <w:color w:val="108A00"/>
+          <w:sz w:val="21"/>
+          <w:szCs w:val="21"/>
+          <w:u w:val="none"/>
+          <w:lang w:val="en-US"/>
+        </w:rPr>
+        <w:t>Supabase</w:t>
+      </w:r>
+      <w:r>
+        <w:rPr>
+          <w:rFonts w:ascii="Arial" w:hAnsi="Arial" w:eastAsia="Arial" w:cs="Arial"/>
+          <w:b w:val="0"/>
+          <w:bCs w:val="0"/>
+          <w:i w:val="0"/>
+          <w:iCs w:val="0"/>
+          <w:caps w:val="0"/>
+          <w:smallCaps w:val="0"/>
+          <w:strike w:val="0"/>
+          <w:dstrike w:val="0"/>
+          <w:noProof w:val="0"/>
+          <w:color w:val="108A00"/>
+          <w:sz w:val="21"/>
+          <w:szCs w:val="21"/>
+          <w:u w:val="none"/>
+          <w:lang w:val="en-US"/>
+        </w:rPr>
+        <w:t xml:space="preserve">, </w:t>
+      </w:r>
+      <w:r>
+        <w:rPr>
+          <w:rFonts w:ascii="Arial" w:hAnsi="Arial" w:eastAsia="Arial" w:cs="Arial"/>
+          <w:b w:val="0"/>
+          <w:bCs w:val="0"/>
+          <w:i w:val="0"/>
+          <w:iCs w:val="0"/>
+          <w:caps w:val="0"/>
+          <w:smallCaps w:val="0"/>
+          <w:strike w:val="0"/>
+          <w:dstrike w:val="0"/>
+          <w:noProof w:val="0"/>
+          <w:color w:val="108A00"/>
+          <w:sz w:val="21"/>
+          <w:szCs w:val="21"/>
+          <w:u w:val="none"/>
+          <w:lang w:val="en-US"/>
+        </w:rPr>
+        <w:t>Mapbox</w:t>
+      </w:r>
+      <w:r>
+        <w:rPr>
+          <w:rFonts w:ascii="Arial" w:hAnsi="Arial" w:eastAsia="Arial" w:cs="Arial"/>
+          <w:b w:val="0"/>
+          <w:bCs w:val="0"/>
+          <w:i w:val="0"/>
+          <w:iCs w:val="0"/>
+          <w:caps w:val="0"/>
+          <w:smallCaps w:val="0"/>
+          <w:strike w:val="0"/>
+          <w:dstrike w:val="0"/>
+          <w:noProof w:val="0"/>
+          <w:color w:val="108A00"/>
+          <w:sz w:val="21"/>
+          <w:szCs w:val="21"/>
+          <w:u w:val="none"/>
+          <w:lang w:val="en-US"/>
+        </w:rPr>
+        <w:t xml:space="preserve">, and </w:t>
+      </w:r>
+      <w:r>
+        <w:rPr>
+          <w:rFonts w:ascii="Arial" w:hAnsi="Arial" w:eastAsia="Arial" w:cs="Arial"/>
+          <w:b w:val="0"/>
+          <w:bCs w:val="0"/>
+          <w:i w:val="0"/>
+          <w:iCs w:val="0"/>
+          <w:caps w:val="0"/>
+          <w:smallCaps w:val="0"/>
+          <w:strike w:val="0"/>
+          <w:dstrike w:val="0"/>
+          <w:noProof w:val="0"/>
+          <w:color w:val="108A00"/>
+          <w:sz w:val="21"/>
+          <w:szCs w:val="21"/>
+          <w:u w:val="none"/>
+          <w:lang w:val="en-US"/>
+        </w:rPr>
+        <w:t>Webflow</w:t>
+      </w:r>
+      <w:r>
+        <w:rPr>
+          <w:rFonts w:ascii="Arial" w:hAnsi="Arial" w:eastAsia="Arial" w:cs="Arial"/>
+          <w:b w:val="0"/>
+          <w:bCs w:val="0"/>
+          <w:i w:val="0"/>
+          <w:iCs w:val="0"/>
+          <w:caps w:val="0"/>
+          <w:smallCaps w:val="0"/>
+          <w:strike w:val="0"/>
+          <w:dstrike w:val="0"/>
+          <w:noProof w:val="0"/>
+          <w:color w:val="108A00"/>
+          <w:sz w:val="21"/>
+          <w:szCs w:val="21"/>
+          <w:u w:val="none"/>
+          <w:lang w:val="en-US"/>
+        </w:rPr>
+        <w:t xml:space="preserve"> will all be created under my ownership and email, with you added as collaborator.</w:t>
+      </w:r>
+    </w:p>
+    <w:p>
+      <w:pPr>
+        <w:pStyle w:val="ListParagraph"/>
+        <w:numPr>
+          <w:ilvl w:val="1"/>
+          <w:numId w:val="3"/>
+        </w:numPr>
+        <w:rPr>
+          <w:sz w:val="24"/>
+          <w:szCs w:val="24"/>
+        </w:rPr>
+      </w:pPr>
+      <w:r>
+        <w:rPr/>
+        <w:t xml:space="preserve">Registered drivers appear on the map </w:t>
+      </w:r>
+      <w:r>
+        <w:rPr/>
+        <w:t>when</w:t>
+      </w:r>
+      <w:r>
+        <w:rPr/>
+        <w:t xml:space="preserve"> not live using an approximate base location (manual </w:t>
+      </w:r>
+      <w:r>
+        <w:rPr/>
+        <w:t>lat</w:t>
+      </w:r>
+      <w:r>
+        <w:rPr/>
+        <w:t>/</w:t>
+      </w:r>
+      <w:r>
+        <w:rPr/>
+        <w:t>lng</w:t>
+      </w:r>
+      <w:r>
+        <w:rPr/>
+        <w:t xml:space="preserve"> or postcode-area centroid is acceptable for V1).</w:t>
+      </w:r>
+    </w:p>
+    <w:p>
+      <w:pPr>
+        <w:pStyle w:val="ListParagraph"/>
+        <w:numPr>
+          <w:ilvl w:val="1"/>
+          <w:numId w:val="3"/>
+        </w:numPr>
+        <w:rPr>
+          <w:sz w:val="24"/>
+          <w:szCs w:val="24"/>
+        </w:rPr>
+      </w:pPr>
+      <w:r>
+        <w:rPr/>
+        <w:t>These inactive pins are clearly differentiated visually.</w:t>
+      </w:r>
+    </w:p>
+    <w:p>
+      <w:pPr>
+        <w:pStyle w:val="ListParagraph"/>
+        <w:numPr>
+          <w:ilvl w:val="1"/>
+          <w:numId w:val="3"/>
+        </w:numPr>
+        <w:rPr>
+          <w:sz w:val="24"/>
+          <w:szCs w:val="24"/>
+        </w:rPr>
+      </w:pPr>
+      <w:r>
+        <w:rPr/>
+        <w:t>When a driver activates “Go Live</w:t>
+      </w:r>
+      <w:r>
+        <w:rPr/>
+        <w:t>”,</w:t>
+      </w:r>
+      <w:r>
+        <w:rPr/>
+        <w:t xml:space="preserve"> they become a prominent, </w:t>
+      </w:r>
+      <w:r>
+        <w:rPr/>
+        <w:t>prioritised</w:t>
+      </w:r>
+      <w:r>
+        <w:rPr/>
+        <w:t xml:space="preserve"> live marker using real GPS updates.</w:t>
+      </w:r>
+    </w:p>
+    <w:p>
+      <w:pPr>
+        <w:pStyle w:val="ListParagraph"/>
+        <w:numPr>
+          <w:ilvl w:val="1"/>
+          <w:numId w:val="3"/>
+        </w:numPr>
+        <w:rPr>
+          <w:sz w:val="24"/>
+          <w:szCs w:val="24"/>
+        </w:rPr>
+      </w:pPr>
+      <w:r>
+        <w:rPr/>
+        <w:t>Live pins are session-based only and automatically removed after the defined grace period.</w:t>
+      </w:r>
+    </w:p>
+    <w:p>
+      <w:pPr>
+        <w:pStyle w:val="ListParagraph"/>
+        <w:numPr>
+          <w:ilvl w:val="1"/>
+          <w:numId w:val="3"/>
+        </w:numPr>
+        <w:rPr>
+          <w:sz w:val="24"/>
+          <w:szCs w:val="24"/>
+        </w:rPr>
+      </w:pPr>
+      <w:r>
+        <w:rPr/>
+        <w:t>Offline pins must not expose exact residential locations — approximate area only.</w:t>
+      </w:r>
+    </w:p>
+    <w:p>
+      <w:pPr>
+        <w:pStyle w:val="ListParagraph"/>
+        <w:spacing w:before="240" w:beforeAutospacing="off" w:after="240" w:afterAutospacing="off"/>
+        <w:ind w:left="1440"/>
+        <w:rPr>
+          <w:rFonts w:ascii="Arial" w:hAnsi="Arial" w:eastAsia="Arial" w:cs="Arial"/>
+          <w:b w:val="0"/>
+          <w:bCs w:val="0"/>
+          <w:i w:val="0"/>
+          <w:iCs w:val="0"/>
+          <w:caps w:val="0"/>
+          <w:smallCaps w:val="0"/>
+          <w:strike w:val="0"/>
+          <w:dstrike w:val="0"/>
+          <w:noProof w:val="0"/>
+          <w:color w:val="108A00"/>
+          <w:sz w:val="21"/>
+          <w:szCs w:val="21"/>
+          <w:u w:val="none"/>
+          <w:lang w:val="en-US"/>
+        </w:rPr>
+      </w:pPr>
     </w:p>
     <w:p xmlns:wp14="http://schemas.microsoft.com/office/word/2010/wordml" wp14:paraId="4637202E" wp14:textId="2347B493">
       <w:pPr>
@@ -2134,6 +2555,106 @@
         <w:t xml:space="preserve"> template and added products with custom lead generation form redirected user to stripe checkout.</w:t>
       </w:r>
     </w:p>
+    <w:p>
+      <w:pPr>
+        <w:pStyle w:val="ListParagraph"/>
+        <w:numPr>
+          <w:ilvl w:val="0"/>
+          <w:numId w:val="3"/>
+        </w:numPr>
+        <w:spacing w:before="240" w:beforeAutospacing="off" w:after="240" w:afterAutospacing="off"/>
+        <w:rPr>
+          <w:rFonts w:ascii="Aptos" w:hAnsi="Aptos" w:eastAsia="Aptos" w:cs="Aptos"/>
+          <w:noProof w:val="0"/>
+          <w:sz w:val="24"/>
+          <w:szCs w:val="24"/>
+          <w:lang w:val="en-US"/>
+        </w:rPr>
+      </w:pPr>
+      <w:r>
+        <w:rPr>
+          <w:rFonts w:ascii="Aptos" w:hAnsi="Aptos" w:eastAsia="Aptos" w:cs="Aptos"/>
+          <w:noProof w:val="0"/>
+          <w:sz w:val="24"/>
+          <w:szCs w:val="24"/>
+          <w:lang w:val="en-US"/>
+        </w:rPr>
+        <w:t xml:space="preserve">Brandish: </w:t>
+      </w:r>
+      <w:hyperlink r:id="R08ea9d87d1f74ee2">
+        <w:r>
+          <w:rPr>
+            <w:rStyle w:val="Hyperlink"/>
+            <w:rFonts w:ascii="Aptos" w:hAnsi="Aptos" w:eastAsia="Aptos" w:cs="Aptos"/>
+            <w:noProof w:val="0"/>
+            <w:sz w:val="24"/>
+            <w:szCs w:val="24"/>
+            <w:lang w:val="en-US"/>
+          </w:rPr>
+          <w:t>https://brandish-f4bf50.webflow.io/</w:t>
+        </w:r>
+      </w:hyperlink>
+      <w:r>
+        <w:rPr>
+          <w:rFonts w:ascii="Aptos" w:hAnsi="Aptos" w:eastAsia="Aptos" w:cs="Aptos"/>
+          <w:noProof w:val="0"/>
+          <w:sz w:val="24"/>
+          <w:szCs w:val="24"/>
+          <w:lang w:val="en-US"/>
+        </w:rPr>
+        <w:t xml:space="preserve"> </w:t>
+      </w:r>
+    </w:p>
+    <w:p>
+      <w:pPr>
+        <w:pStyle w:val="ListParagraph"/>
+        <w:numPr>
+          <w:ilvl w:val="0"/>
+          <w:numId w:val="3"/>
+        </w:numPr>
+        <w:spacing w:before="240" w:beforeAutospacing="off" w:after="240" w:afterAutospacing="off"/>
+        <w:rPr>
+          <w:rFonts w:ascii="Aptos" w:hAnsi="Aptos" w:eastAsia="Aptos" w:cs="Aptos"/>
+          <w:noProof w:val="0"/>
+          <w:sz w:val="24"/>
+          <w:szCs w:val="24"/>
+          <w:lang w:val="en-US"/>
+        </w:rPr>
+      </w:pPr>
+      <w:r>
+        <w:rPr>
+          <w:rFonts w:ascii="Aptos" w:hAnsi="Aptos" w:eastAsia="Aptos" w:cs="Aptos"/>
+          <w:noProof w:val="0"/>
+          <w:sz w:val="24"/>
+          <w:szCs w:val="24"/>
+          <w:lang w:val="en-US"/>
+        </w:rPr>
+        <w:t>Durabuilt</w:t>
+      </w:r>
+      <w:r>
+        <w:rPr>
+          <w:rFonts w:ascii="Aptos" w:hAnsi="Aptos" w:eastAsia="Aptos" w:cs="Aptos"/>
+          <w:noProof w:val="0"/>
+          <w:sz w:val="24"/>
+          <w:szCs w:val="24"/>
+          <w:lang w:val="en-US"/>
+        </w:rPr>
+        <w:t xml:space="preserve">: </w:t>
+      </w:r>
+      <w:hyperlink r:id="R0aee347621464310">
+        <w:r>
+          <w:rPr>
+            <w:rStyle w:val="Hyperlink"/>
+            <w:rFonts w:ascii="Aptos" w:hAnsi="Aptos" w:eastAsia="Aptos" w:cs="Aptos"/>
+            <w:noProof w:val="0"/>
+            <w:sz w:val="24"/>
+            <w:szCs w:val="24"/>
+            <w:lang w:val="en-US"/>
+          </w:rPr>
+          <w:t>https://durabuiltwindows.com/renovation</w:t>
+        </w:r>
+      </w:hyperlink>
+    </w:p>
     <w:p xmlns:wp14="http://schemas.microsoft.com/office/word/2010/wordml" wp14:paraId="44EB4000" wp14:textId="524D1502">
       <w:pPr>
         <w:pStyle w:val="Heading3"/>
@@ -3432,7 +3953,14 @@
         </w:rPr>
       </w:pPr>
     </w:p>
-    <w:p xmlns:wp14="http://schemas.microsoft.com/office/word/2010/wordml" wp14:paraId="2C078E63" wp14:textId="48CA0D24"/>
+    <w:p xmlns:wp14="http://schemas.microsoft.com/office/word/2010/wordml" wp14:paraId="2C078E63" wp14:textId="08B27354">
+      <w:pPr>
+        <w:pStyle w:val="Normal"/>
+      </w:pPr>
+      <w:r>
+        <w:br/>
+      </w:r>
+    </w:p>
     <w:sectPr>
       <w:pgSz w:w="12240" w:h="15840" w:orient="portrait"/>
       <w:pgMar w:top="1440" w:right="1440" w:bottom="1440" w:left="1440" w:header="720" w:footer="720" w:gutter="0"/>
